--- a/docs/manuals/dm/DM03-已廢止文件查詢.docx
+++ b/docs/manuals/dm/DM03-已廢止文件查詢.docx
@@ -7,6 +7,8 @@
         <w:spacing w:after="0"/>
         <w:jc w:val="center"/>
       </w:pPr>
+      <w:bookmarkStart w:id="0" w:name="_GoBack"/>
+      <w:bookmarkEnd w:id="0"/>
     </w:p>
     <w:p>
       <w:pPr>
@@ -155,7 +157,13 @@
         <w:rPr>
           <w:sz w:val="44"/>
         </w:rPr>
-        <w:t>DM03 已廢止文件查詢</w:t>
+        <w:t xml:space="preserve">DM03 </w:t>
+      </w:r>
+      <w:r>
+        <w:rPr>
+          <w:sz w:val="44"/>
+        </w:rPr>
+        <w:t>已廢止文件查詢</w:t>
       </w:r>
     </w:p>
     <w:p>
@@ -191,20 +199,26 @@
     <w:tbl>
       <w:tblPr>
         <w:tblStyle w:val="aff2"/>
-        <w:tblW w:type="auto" w:w="0"/>
+        <w:tblW w:w="0" w:type="auto"/>
         <w:jc w:val="center"/>
-        <w:tblLook w:firstColumn="1" w:firstRow="1" w:lastColumn="0" w:lastRow="0" w:noHBand="0" w:noVBand="1" w:val="04A0"/>
+        <w:tblLook w:val="04A0" w:firstRow="1" w:lastRow="0" w:firstColumn="1" w:lastColumn="0" w:noHBand="0" w:noVBand="1"/>
       </w:tblPr>
       <w:tblGrid>
-        <w:gridCol w:w="4680"/>
-        <w:gridCol w:w="4680"/>
+        <w:gridCol w:w="2160"/>
+        <w:gridCol w:w="3600"/>
       </w:tblGrid>
       <w:tr>
+        <w:trPr>
+          <w:jc w:val="center"/>
+        </w:trPr>
         <w:tc>
           <w:tcPr>
-            <w:tcW w:type="dxa" w:w="2160"/>
+            <w:tcW w:w="2160" w:type="dxa"/>
           </w:tcPr>
           <w:p>
+            <w:pPr>
+              <w:spacing w:before="60" w:after="60"/>
+            </w:pPr>
             <w:r>
               <w:t>版本</w:t>
             </w:r>
@@ -212,9 +226,12 @@
         </w:tc>
         <w:tc>
           <w:tcPr>
-            <w:tcW w:type="dxa" w:w="3600"/>
+            <w:tcW w:w="3600" w:type="dxa"/>
           </w:tcPr>
           <w:p>
+            <w:pPr>
+              <w:spacing w:before="60" w:after="60"/>
+            </w:pPr>
             <w:r>
               <w:t>1.0</w:t>
             </w:r>
@@ -222,11 +239,17 @@
         </w:tc>
       </w:tr>
       <w:tr>
+        <w:trPr>
+          <w:jc w:val="center"/>
+        </w:trPr>
         <w:tc>
           <w:tcPr>
-            <w:tcW w:type="dxa" w:w="2160"/>
+            <w:tcW w:w="2160" w:type="dxa"/>
           </w:tcPr>
           <w:p>
+            <w:pPr>
+              <w:spacing w:before="60" w:after="60"/>
+            </w:pPr>
             <w:r>
               <w:t>建立日期</w:t>
             </w:r>
@@ -234,21 +257,30 @@
         </w:tc>
         <w:tc>
           <w:tcPr>
-            <w:tcW w:type="dxa" w:w="3600"/>
+            <w:tcW w:w="3600" w:type="dxa"/>
           </w:tcPr>
           <w:p>
+            <w:pPr>
+              <w:spacing w:before="60" w:after="60"/>
+            </w:pPr>
             <w:r>
-              <w:t>2026/10/19</w:t>
+              <w:t>2026/10/20</w:t>
             </w:r>
           </w:p>
         </w:tc>
       </w:tr>
       <w:tr>
+        <w:trPr>
+          <w:jc w:val="center"/>
+        </w:trPr>
         <w:tc>
           <w:tcPr>
-            <w:tcW w:type="dxa" w:w="2160"/>
+            <w:tcW w:w="2160" w:type="dxa"/>
           </w:tcPr>
           <w:p>
+            <w:pPr>
+              <w:spacing w:before="60" w:after="60"/>
+            </w:pPr>
             <w:r>
               <w:t>更新日期</w:t>
             </w:r>
@@ -256,19 +288,27 @@
         </w:tc>
         <w:tc>
           <w:tcPr>
-            <w:tcW w:type="dxa" w:w="3600"/>
+            <w:tcW w:w="3600" w:type="dxa"/>
           </w:tcPr>
           <w:p>
-            <w:r/>
+            <w:pPr>
+              <w:spacing w:before="60" w:after="60"/>
+            </w:pPr>
           </w:p>
         </w:tc>
       </w:tr>
       <w:tr>
+        <w:trPr>
+          <w:jc w:val="center"/>
+        </w:trPr>
         <w:tc>
           <w:tcPr>
-            <w:tcW w:type="dxa" w:w="2160"/>
+            <w:tcW w:w="2160" w:type="dxa"/>
           </w:tcPr>
           <w:p>
+            <w:pPr>
+              <w:spacing w:before="60" w:after="60"/>
+            </w:pPr>
             <w:r>
               <w:t>作者</w:t>
             </w:r>
@@ -276,9 +316,12 @@
         </w:tc>
         <w:tc>
           <w:tcPr>
-            <w:tcW w:type="dxa" w:w="3600"/>
+            <w:tcW w:w="3600" w:type="dxa"/>
           </w:tcPr>
           <w:p>
+            <w:pPr>
+              <w:spacing w:before="60" w:after="60"/>
+            </w:pPr>
             <w:r>
               <w:t>朱可棠</w:t>
             </w:r>
@@ -289,31 +332,38 @@
     <w:p>
       <w:pPr>
         <w:pStyle w:val="Heading1NoTOC"/>
-        <w:pageBreakBefore/>
       </w:pPr>
       <w:r>
-        <w:t>文件制/修訂履歷</w:t>
+        <w:lastRenderedPageBreak/>
+        <w:t>文件制</w:t>
+      </w:r>
+      <w:r>
+        <w:t>/</w:t>
+      </w:r>
+      <w:r>
+        <w:t>修訂履歷</w:t>
       </w:r>
     </w:p>
     <w:tbl>
       <w:tblPr>
         <w:tblStyle w:val="aff2"/>
-        <w:tblW w:type="auto" w:w="0"/>
-        <w:tblLook w:firstColumn="1" w:firstRow="1" w:lastColumn="0" w:lastRow="0" w:noHBand="0" w:noVBand="1" w:val="04A0"/>
+        <w:tblW w:w="0" w:type="auto"/>
+        <w:tblLook w:val="04A0" w:firstRow="1" w:lastRow="0" w:firstColumn="1" w:lastColumn="0" w:noHBand="0" w:noVBand="1"/>
       </w:tblPr>
       <w:tblGrid>
-        <w:gridCol w:w="2340"/>
-        <w:gridCol w:w="2340"/>
-        <w:gridCol w:w="2340"/>
-        <w:gridCol w:w="2340"/>
+        <w:gridCol w:w="1151"/>
+        <w:gridCol w:w="1729"/>
+        <w:gridCol w:w="4320"/>
+        <w:gridCol w:w="2160"/>
       </w:tblGrid>
       <w:tr>
         <w:tc>
           <w:tcPr>
-            <w:tcW w:type="dxa" w:w="1151"/>
+            <w:tcW w:w="1151" w:type="dxa"/>
           </w:tcPr>
           <w:p>
             <w:pPr>
+              <w:spacing w:before="60" w:after="60"/>
               <w:jc w:val="center"/>
             </w:pPr>
             <w:r>
@@ -326,10 +376,11 @@
         </w:tc>
         <w:tc>
           <w:tcPr>
-            <w:tcW w:type="dxa" w:w="1729"/>
+            <w:tcW w:w="1729" w:type="dxa"/>
           </w:tcPr>
           <w:p>
             <w:pPr>
+              <w:spacing w:before="60" w:after="60"/>
               <w:jc w:val="center"/>
             </w:pPr>
             <w:r>
@@ -342,10 +393,11 @@
         </w:tc>
         <w:tc>
           <w:tcPr>
-            <w:tcW w:type="dxa" w:w="4320"/>
+            <w:tcW w:w="4320" w:type="dxa"/>
           </w:tcPr>
           <w:p>
             <w:pPr>
+              <w:spacing w:before="60" w:after="60"/>
               <w:jc w:val="center"/>
             </w:pPr>
             <w:r>
@@ -358,10 +410,11 @@
         </w:tc>
         <w:tc>
           <w:tcPr>
-            <w:tcW w:type="dxa" w:w="2160"/>
+            <w:tcW w:w="2160" w:type="dxa"/>
           </w:tcPr>
           <w:p>
             <w:pPr>
+              <w:spacing w:before="60" w:after="60"/>
               <w:jc w:val="center"/>
             </w:pPr>
             <w:r>
@@ -376,10 +429,11 @@
       <w:tr>
         <w:tc>
           <w:tcPr>
-            <w:tcW w:type="dxa" w:w="1151"/>
+            <w:tcW w:w="1151" w:type="dxa"/>
           </w:tcPr>
           <w:p>
             <w:pPr>
+              <w:spacing w:before="60" w:after="60"/>
               <w:jc w:val="center"/>
             </w:pPr>
             <w:r>
@@ -389,22 +443,26 @@
         </w:tc>
         <w:tc>
           <w:tcPr>
-            <w:tcW w:type="dxa" w:w="1729"/>
+            <w:tcW w:w="1729" w:type="dxa"/>
           </w:tcPr>
           <w:p>
             <w:pPr>
+              <w:spacing w:before="60" w:after="60"/>
               <w:jc w:val="center"/>
             </w:pPr>
             <w:r>
-              <w:t>2026/10/19</w:t>
+              <w:t>2026/10/20</w:t>
             </w:r>
           </w:p>
         </w:tc>
         <w:tc>
           <w:tcPr>
-            <w:tcW w:type="dxa" w:w="4320"/>
+            <w:tcW w:w="4320" w:type="dxa"/>
           </w:tcPr>
           <w:p>
+            <w:pPr>
+              <w:spacing w:before="60" w:after="60"/>
+            </w:pPr>
             <w:r>
               <w:t>初次發行</w:t>
             </w:r>
@@ -412,10 +470,11 @@
         </w:tc>
         <w:tc>
           <w:tcPr>
-            <w:tcW w:type="dxa" w:w="2160"/>
+            <w:tcW w:w="2160" w:type="dxa"/>
           </w:tcPr>
           <w:p>
             <w:pPr>
+              <w:spacing w:before="60" w:after="60"/>
               <w:jc w:val="center"/>
             </w:pPr>
             <w:r>
@@ -428,25 +487,839 @@
     <w:p>
       <w:pPr>
         <w:pStyle w:val="Heading1NoTOC"/>
-        <w:pageBreakBefore/>
       </w:pPr>
       <w:r>
+        <w:lastRenderedPageBreak/>
         <w:t>目錄</w:t>
       </w:r>
     </w:p>
     <w:p>
+      <w:pPr>
+        <w:pStyle w:val="14"/>
+        <w:tabs>
+          <w:tab w:val="right" w:leader="dot" w:pos="9350"/>
+        </w:tabs>
+        <w:rPr>
+          <w:rFonts w:asciiTheme="minorHAnsi" w:eastAsiaTheme="minorEastAsia" w:hAnsiTheme="minorHAnsi" w:cstheme="minorBidi"/>
+          <w:noProof/>
+          <w:color w:val="auto"/>
+          <w:kern w:val="2"/>
+          <w:szCs w:val="22"/>
+        </w:rPr>
+      </w:pPr>
       <w:r>
         <w:fldChar w:fldCharType="begin"/>
-        <w:instrText xml:space="preserve">TOC \o "1-2" \h \z \u</w:instrText>
+      </w:r>
+      <w:r>
+        <w:instrText>TOC \o "1-2" \h \z \u</w:instrText>
+      </w:r>
+      <w:r>
         <w:fldChar w:fldCharType="separate"/>
-        <w:t>目錄將於開啟文件時自動更新</w:t>
+      </w:r>
+      <w:hyperlink w:anchor="_Toc243386743" w:history="1">
+        <w:r>
+          <w:rPr>
+            <w:rStyle w:val="affb"/>
+            <w:rFonts w:hint="eastAsia"/>
+            <w:noProof/>
+          </w:rPr>
+          <w:t>壹、作業說明</w:t>
+        </w:r>
+        <w:r>
+          <w:rPr>
+            <w:noProof/>
+            <w:webHidden/>
+          </w:rPr>
+          <w:tab/>
+        </w:r>
+        <w:r>
+          <w:rPr>
+            <w:noProof/>
+            <w:webHidden/>
+          </w:rPr>
+          <w:fldChar w:fldCharType="begin"/>
+        </w:r>
+        <w:r>
+          <w:rPr>
+            <w:noProof/>
+            <w:webHidden/>
+          </w:rPr>
+          <w:instrText xml:space="preserve"> PAGEREF _Toc243386743 \h </w:instrText>
+        </w:r>
+        <w:r>
+          <w:rPr>
+            <w:noProof/>
+            <w:webHidden/>
+          </w:rPr>
+        </w:r>
+        <w:r>
+          <w:rPr>
+            <w:noProof/>
+            <w:webHidden/>
+          </w:rPr>
+          <w:fldChar w:fldCharType="separate"/>
+        </w:r>
+        <w:r>
+          <w:rPr>
+            <w:noProof/>
+            <w:webHidden/>
+          </w:rPr>
+          <w:t>1</w:t>
+        </w:r>
+        <w:r>
+          <w:rPr>
+            <w:noProof/>
+            <w:webHidden/>
+          </w:rPr>
+          <w:fldChar w:fldCharType="end"/>
+        </w:r>
+      </w:hyperlink>
+    </w:p>
+    <w:p>
+      <w:pPr>
+        <w:pStyle w:val="2a"/>
+        <w:tabs>
+          <w:tab w:val="right" w:leader="dot" w:pos="9350"/>
+        </w:tabs>
+        <w:rPr>
+          <w:rFonts w:asciiTheme="minorHAnsi" w:eastAsiaTheme="minorEastAsia" w:hAnsiTheme="minorHAnsi" w:cstheme="minorBidi"/>
+          <w:noProof/>
+          <w:color w:val="auto"/>
+          <w:kern w:val="2"/>
+          <w:szCs w:val="22"/>
+        </w:rPr>
+      </w:pPr>
+      <w:hyperlink w:anchor="_Toc243386744" w:history="1">
+        <w:r>
+          <w:rPr>
+            <w:rStyle w:val="affb"/>
+            <w:rFonts w:hint="eastAsia"/>
+            <w:noProof/>
+          </w:rPr>
+          <w:t>一、使用情境</w:t>
+        </w:r>
+        <w:r>
+          <w:rPr>
+            <w:noProof/>
+            <w:webHidden/>
+          </w:rPr>
+          <w:tab/>
+        </w:r>
+        <w:r>
+          <w:rPr>
+            <w:noProof/>
+            <w:webHidden/>
+          </w:rPr>
+          <w:fldChar w:fldCharType="begin"/>
+        </w:r>
+        <w:r>
+          <w:rPr>
+            <w:noProof/>
+            <w:webHidden/>
+          </w:rPr>
+          <w:instrText xml:space="preserve"> PAGEREF _Toc243386744 \h </w:instrText>
+        </w:r>
+        <w:r>
+          <w:rPr>
+            <w:noProof/>
+            <w:webHidden/>
+          </w:rPr>
+        </w:r>
+        <w:r>
+          <w:rPr>
+            <w:noProof/>
+            <w:webHidden/>
+          </w:rPr>
+          <w:fldChar w:fldCharType="separate"/>
+        </w:r>
+        <w:r>
+          <w:rPr>
+            <w:noProof/>
+            <w:webHidden/>
+          </w:rPr>
+          <w:t>1</w:t>
+        </w:r>
+        <w:r>
+          <w:rPr>
+            <w:noProof/>
+            <w:webHidden/>
+          </w:rPr>
+          <w:fldChar w:fldCharType="end"/>
+        </w:r>
+      </w:hyperlink>
+    </w:p>
+    <w:p>
+      <w:pPr>
+        <w:pStyle w:val="2a"/>
+        <w:tabs>
+          <w:tab w:val="right" w:leader="dot" w:pos="9350"/>
+        </w:tabs>
+        <w:rPr>
+          <w:rFonts w:asciiTheme="minorHAnsi" w:eastAsiaTheme="minorEastAsia" w:hAnsiTheme="minorHAnsi" w:cstheme="minorBidi"/>
+          <w:noProof/>
+          <w:color w:val="auto"/>
+          <w:kern w:val="2"/>
+          <w:szCs w:val="22"/>
+        </w:rPr>
+      </w:pPr>
+      <w:hyperlink w:anchor="_Toc243386745" w:history="1">
+        <w:r>
+          <w:rPr>
+            <w:rStyle w:val="affb"/>
+            <w:rFonts w:hint="eastAsia"/>
+            <w:noProof/>
+          </w:rPr>
+          <w:t>二、進入路徑</w:t>
+        </w:r>
+        <w:r>
+          <w:rPr>
+            <w:noProof/>
+            <w:webHidden/>
+          </w:rPr>
+          <w:tab/>
+        </w:r>
+        <w:r>
+          <w:rPr>
+            <w:noProof/>
+            <w:webHidden/>
+          </w:rPr>
+          <w:fldChar w:fldCharType="begin"/>
+        </w:r>
+        <w:r>
+          <w:rPr>
+            <w:noProof/>
+            <w:webHidden/>
+          </w:rPr>
+          <w:instrText xml:space="preserve"> PAGEREF _Toc243386745 \h </w:instrText>
+        </w:r>
+        <w:r>
+          <w:rPr>
+            <w:noProof/>
+            <w:webHidden/>
+          </w:rPr>
+        </w:r>
+        <w:r>
+          <w:rPr>
+            <w:noProof/>
+            <w:webHidden/>
+          </w:rPr>
+          <w:fldChar w:fldCharType="separate"/>
+        </w:r>
+        <w:r>
+          <w:rPr>
+            <w:noProof/>
+            <w:webHidden/>
+          </w:rPr>
+          <w:t>1</w:t>
+        </w:r>
+        <w:r>
+          <w:rPr>
+            <w:noProof/>
+            <w:webHidden/>
+          </w:rPr>
+          <w:fldChar w:fldCharType="end"/>
+        </w:r>
+      </w:hyperlink>
+    </w:p>
+    <w:p>
+      <w:pPr>
+        <w:pStyle w:val="14"/>
+        <w:tabs>
+          <w:tab w:val="right" w:leader="dot" w:pos="9350"/>
+        </w:tabs>
+        <w:rPr>
+          <w:rFonts w:asciiTheme="minorHAnsi" w:eastAsiaTheme="minorEastAsia" w:hAnsiTheme="minorHAnsi" w:cstheme="minorBidi"/>
+          <w:noProof/>
+          <w:color w:val="auto"/>
+          <w:kern w:val="2"/>
+          <w:szCs w:val="22"/>
+        </w:rPr>
+      </w:pPr>
+      <w:hyperlink w:anchor="_Toc243386746" w:history="1">
+        <w:r>
+          <w:rPr>
+            <w:rStyle w:val="affb"/>
+            <w:rFonts w:hint="eastAsia"/>
+            <w:noProof/>
+          </w:rPr>
+          <w:t>貳、操作說明</w:t>
+        </w:r>
+        <w:r>
+          <w:rPr>
+            <w:noProof/>
+            <w:webHidden/>
+          </w:rPr>
+          <w:tab/>
+        </w:r>
+        <w:r>
+          <w:rPr>
+            <w:noProof/>
+            <w:webHidden/>
+          </w:rPr>
+          <w:fldChar w:fldCharType="begin"/>
+        </w:r>
+        <w:r>
+          <w:rPr>
+            <w:noProof/>
+            <w:webHidden/>
+          </w:rPr>
+          <w:instrText xml:space="preserve"> PAGEREF _Toc243386746 \h </w:instrText>
+        </w:r>
+        <w:r>
+          <w:rPr>
+            <w:noProof/>
+            <w:webHidden/>
+          </w:rPr>
+        </w:r>
+        <w:r>
+          <w:rPr>
+            <w:noProof/>
+            <w:webHidden/>
+          </w:rPr>
+          <w:fldChar w:fldCharType="separate"/>
+        </w:r>
+        <w:r>
+          <w:rPr>
+            <w:noProof/>
+            <w:webHidden/>
+          </w:rPr>
+          <w:t>2</w:t>
+        </w:r>
+        <w:r>
+          <w:rPr>
+            <w:noProof/>
+            <w:webHidden/>
+          </w:rPr>
+          <w:fldChar w:fldCharType="end"/>
+        </w:r>
+      </w:hyperlink>
+    </w:p>
+    <w:p>
+      <w:pPr>
+        <w:pStyle w:val="2a"/>
+        <w:tabs>
+          <w:tab w:val="right" w:leader="dot" w:pos="9350"/>
+        </w:tabs>
+        <w:rPr>
+          <w:rFonts w:asciiTheme="minorHAnsi" w:eastAsiaTheme="minorEastAsia" w:hAnsiTheme="minorHAnsi" w:cstheme="minorBidi"/>
+          <w:noProof/>
+          <w:color w:val="auto"/>
+          <w:kern w:val="2"/>
+          <w:szCs w:val="22"/>
+        </w:rPr>
+      </w:pPr>
+      <w:hyperlink w:anchor="_Toc243386747" w:history="1">
+        <w:r>
+          <w:rPr>
+            <w:rStyle w:val="affb"/>
+            <w:rFonts w:hint="eastAsia"/>
+            <w:noProof/>
+          </w:rPr>
+          <w:t>一、畫面與前置設定</w:t>
+        </w:r>
+        <w:r>
+          <w:rPr>
+            <w:noProof/>
+            <w:webHidden/>
+          </w:rPr>
+          <w:tab/>
+        </w:r>
+        <w:r>
+          <w:rPr>
+            <w:noProof/>
+            <w:webHidden/>
+          </w:rPr>
+          <w:fldChar w:fldCharType="begin"/>
+        </w:r>
+        <w:r>
+          <w:rPr>
+            <w:noProof/>
+            <w:webHidden/>
+          </w:rPr>
+          <w:instrText xml:space="preserve"> PAGEREF _Toc243386747 \h </w:instrText>
+        </w:r>
+        <w:r>
+          <w:rPr>
+            <w:noProof/>
+            <w:webHidden/>
+          </w:rPr>
+        </w:r>
+        <w:r>
+          <w:rPr>
+            <w:noProof/>
+            <w:webHidden/>
+          </w:rPr>
+          <w:fldChar w:fldCharType="separate"/>
+        </w:r>
+        <w:r>
+          <w:rPr>
+            <w:noProof/>
+            <w:webHidden/>
+          </w:rPr>
+          <w:t>2</w:t>
+        </w:r>
+        <w:r>
+          <w:rPr>
+            <w:noProof/>
+            <w:webHidden/>
+          </w:rPr>
+          <w:fldChar w:fldCharType="end"/>
+        </w:r>
+      </w:hyperlink>
+    </w:p>
+    <w:p>
+      <w:pPr>
+        <w:pStyle w:val="2a"/>
+        <w:tabs>
+          <w:tab w:val="right" w:leader="dot" w:pos="9350"/>
+        </w:tabs>
+        <w:rPr>
+          <w:rFonts w:asciiTheme="minorHAnsi" w:eastAsiaTheme="minorEastAsia" w:hAnsiTheme="minorHAnsi" w:cstheme="minorBidi"/>
+          <w:noProof/>
+          <w:color w:val="auto"/>
+          <w:kern w:val="2"/>
+          <w:szCs w:val="22"/>
+        </w:rPr>
+      </w:pPr>
+      <w:hyperlink w:anchor="_Toc243386748" w:history="1">
+        <w:r>
+          <w:rPr>
+            <w:rStyle w:val="affb"/>
+            <w:rFonts w:hint="eastAsia"/>
+            <w:noProof/>
+          </w:rPr>
+          <w:t>二、設定查詢條件</w:t>
+        </w:r>
+        <w:r>
+          <w:rPr>
+            <w:noProof/>
+            <w:webHidden/>
+          </w:rPr>
+          <w:tab/>
+        </w:r>
+        <w:r>
+          <w:rPr>
+            <w:noProof/>
+            <w:webHidden/>
+          </w:rPr>
+          <w:fldChar w:fldCharType="begin"/>
+        </w:r>
+        <w:r>
+          <w:rPr>
+            <w:noProof/>
+            <w:webHidden/>
+          </w:rPr>
+          <w:instrText xml:space="preserve"> PAGEREF _Toc243386748 \h </w:instrText>
+        </w:r>
+        <w:r>
+          <w:rPr>
+            <w:noProof/>
+            <w:webHidden/>
+          </w:rPr>
+        </w:r>
+        <w:r>
+          <w:rPr>
+            <w:noProof/>
+            <w:webHidden/>
+          </w:rPr>
+          <w:fldChar w:fldCharType="separate"/>
+        </w:r>
+        <w:r>
+          <w:rPr>
+            <w:noProof/>
+            <w:webHidden/>
+          </w:rPr>
+          <w:t>2</w:t>
+        </w:r>
+        <w:r>
+          <w:rPr>
+            <w:noProof/>
+            <w:webHidden/>
+          </w:rPr>
+          <w:fldChar w:fldCharType="end"/>
+        </w:r>
+      </w:hyperlink>
+    </w:p>
+    <w:p>
+      <w:pPr>
+        <w:pStyle w:val="2a"/>
+        <w:tabs>
+          <w:tab w:val="right" w:leader="dot" w:pos="9350"/>
+        </w:tabs>
+        <w:rPr>
+          <w:rFonts w:asciiTheme="minorHAnsi" w:eastAsiaTheme="minorEastAsia" w:hAnsiTheme="minorHAnsi" w:cstheme="minorBidi"/>
+          <w:noProof/>
+          <w:color w:val="auto"/>
+          <w:kern w:val="2"/>
+          <w:szCs w:val="22"/>
+        </w:rPr>
+      </w:pPr>
+      <w:hyperlink w:anchor="_Toc243386749" w:history="1">
+        <w:r>
+          <w:rPr>
+            <w:rStyle w:val="affb"/>
+            <w:rFonts w:hint="eastAsia"/>
+            <w:noProof/>
+          </w:rPr>
+          <w:t>三、檢視查詢結果</w:t>
+        </w:r>
+        <w:r>
+          <w:rPr>
+            <w:noProof/>
+            <w:webHidden/>
+          </w:rPr>
+          <w:tab/>
+        </w:r>
+        <w:r>
+          <w:rPr>
+            <w:noProof/>
+            <w:webHidden/>
+          </w:rPr>
+          <w:fldChar w:fldCharType="begin"/>
+        </w:r>
+        <w:r>
+          <w:rPr>
+            <w:noProof/>
+            <w:webHidden/>
+          </w:rPr>
+          <w:instrText xml:space="preserve"> PAGEREF _Toc243386749 \h </w:instrText>
+        </w:r>
+        <w:r>
+          <w:rPr>
+            <w:noProof/>
+            <w:webHidden/>
+          </w:rPr>
+        </w:r>
+        <w:r>
+          <w:rPr>
+            <w:noProof/>
+            <w:webHidden/>
+          </w:rPr>
+          <w:fldChar w:fldCharType="separate"/>
+        </w:r>
+        <w:r>
+          <w:rPr>
+            <w:noProof/>
+            <w:webHidden/>
+          </w:rPr>
+          <w:t>2</w:t>
+        </w:r>
+        <w:r>
+          <w:rPr>
+            <w:noProof/>
+            <w:webHidden/>
+          </w:rPr>
+          <w:fldChar w:fldCharType="end"/>
+        </w:r>
+      </w:hyperlink>
+    </w:p>
+    <w:p>
+      <w:pPr>
+        <w:pStyle w:val="2a"/>
+        <w:tabs>
+          <w:tab w:val="right" w:leader="dot" w:pos="9350"/>
+        </w:tabs>
+        <w:rPr>
+          <w:rFonts w:asciiTheme="minorHAnsi" w:eastAsiaTheme="minorEastAsia" w:hAnsiTheme="minorHAnsi" w:cstheme="minorBidi"/>
+          <w:noProof/>
+          <w:color w:val="auto"/>
+          <w:kern w:val="2"/>
+          <w:szCs w:val="22"/>
+        </w:rPr>
+      </w:pPr>
+      <w:hyperlink w:anchor="_Toc243386750" w:history="1">
+        <w:r>
+          <w:rPr>
+            <w:rStyle w:val="affb"/>
+            <w:rFonts w:hint="eastAsia"/>
+            <w:noProof/>
+          </w:rPr>
+          <w:t>四、檢視已廢止文件</w:t>
+        </w:r>
+        <w:r>
+          <w:rPr>
+            <w:noProof/>
+            <w:webHidden/>
+          </w:rPr>
+          <w:tab/>
+        </w:r>
+        <w:r>
+          <w:rPr>
+            <w:noProof/>
+            <w:webHidden/>
+          </w:rPr>
+          <w:fldChar w:fldCharType="begin"/>
+        </w:r>
+        <w:r>
+          <w:rPr>
+            <w:noProof/>
+            <w:webHidden/>
+          </w:rPr>
+          <w:instrText xml:space="preserve"> PAGEREF _Toc243386750 \h </w:instrText>
+        </w:r>
+        <w:r>
+          <w:rPr>
+            <w:noProof/>
+            <w:webHidden/>
+          </w:rPr>
+        </w:r>
+        <w:r>
+          <w:rPr>
+            <w:noProof/>
+            <w:webHidden/>
+          </w:rPr>
+          <w:fldChar w:fldCharType="separate"/>
+        </w:r>
+        <w:r>
+          <w:rPr>
+            <w:noProof/>
+            <w:webHidden/>
+          </w:rPr>
+          <w:t>3</w:t>
+        </w:r>
+        <w:r>
+          <w:rPr>
+            <w:noProof/>
+            <w:webHidden/>
+          </w:rPr>
+          <w:fldChar w:fldCharType="end"/>
+        </w:r>
+      </w:hyperlink>
+    </w:p>
+    <w:p>
+      <w:pPr>
+        <w:pStyle w:val="2a"/>
+        <w:tabs>
+          <w:tab w:val="right" w:leader="dot" w:pos="9350"/>
+        </w:tabs>
+        <w:rPr>
+          <w:rFonts w:asciiTheme="minorHAnsi" w:eastAsiaTheme="minorEastAsia" w:hAnsiTheme="minorHAnsi" w:cstheme="minorBidi"/>
+          <w:noProof/>
+          <w:color w:val="auto"/>
+          <w:kern w:val="2"/>
+          <w:szCs w:val="22"/>
+        </w:rPr>
+      </w:pPr>
+      <w:hyperlink w:anchor="_Toc243386751" w:history="1">
+        <w:r>
+          <w:rPr>
+            <w:rStyle w:val="affb"/>
+            <w:rFonts w:hint="eastAsia"/>
+            <w:noProof/>
+          </w:rPr>
+          <w:t>五、匯出</w:t>
+        </w:r>
+        <w:r>
+          <w:rPr>
+            <w:rStyle w:val="affb"/>
+            <w:noProof/>
+          </w:rPr>
+          <w:t xml:space="preserve"> CSV</w:t>
+        </w:r>
+        <w:r>
+          <w:rPr>
+            <w:noProof/>
+            <w:webHidden/>
+          </w:rPr>
+          <w:tab/>
+        </w:r>
+        <w:r>
+          <w:rPr>
+            <w:noProof/>
+            <w:webHidden/>
+          </w:rPr>
+          <w:fldChar w:fldCharType="begin"/>
+        </w:r>
+        <w:r>
+          <w:rPr>
+            <w:noProof/>
+            <w:webHidden/>
+          </w:rPr>
+          <w:instrText xml:space="preserve"> PAGEREF _Toc243386751 \h </w:instrText>
+        </w:r>
+        <w:r>
+          <w:rPr>
+            <w:noProof/>
+            <w:webHidden/>
+          </w:rPr>
+        </w:r>
+        <w:r>
+          <w:rPr>
+            <w:noProof/>
+            <w:webHidden/>
+          </w:rPr>
+          <w:fldChar w:fldCharType="separate"/>
+        </w:r>
+        <w:r>
+          <w:rPr>
+            <w:noProof/>
+            <w:webHidden/>
+          </w:rPr>
+          <w:t>3</w:t>
+        </w:r>
+        <w:r>
+          <w:rPr>
+            <w:noProof/>
+            <w:webHidden/>
+          </w:rPr>
+          <w:fldChar w:fldCharType="end"/>
+        </w:r>
+      </w:hyperlink>
+    </w:p>
+    <w:p>
+      <w:pPr>
+        <w:pStyle w:val="14"/>
+        <w:tabs>
+          <w:tab w:val="right" w:leader="dot" w:pos="9350"/>
+        </w:tabs>
+        <w:rPr>
+          <w:rFonts w:asciiTheme="minorHAnsi" w:eastAsiaTheme="minorEastAsia" w:hAnsiTheme="minorHAnsi" w:cstheme="minorBidi"/>
+          <w:noProof/>
+          <w:color w:val="auto"/>
+          <w:kern w:val="2"/>
+          <w:szCs w:val="22"/>
+        </w:rPr>
+      </w:pPr>
+      <w:hyperlink w:anchor="_Toc243386752" w:history="1">
+        <w:r>
+          <w:rPr>
+            <w:rStyle w:val="affb"/>
+            <w:rFonts w:hint="eastAsia"/>
+            <w:noProof/>
+          </w:rPr>
+          <w:t>參、常見訊息與處置</w:t>
+        </w:r>
+        <w:r>
+          <w:rPr>
+            <w:noProof/>
+            <w:webHidden/>
+          </w:rPr>
+          <w:tab/>
+        </w:r>
+        <w:r>
+          <w:rPr>
+            <w:noProof/>
+            <w:webHidden/>
+          </w:rPr>
+          <w:fldChar w:fldCharType="begin"/>
+        </w:r>
+        <w:r>
+          <w:rPr>
+            <w:noProof/>
+            <w:webHidden/>
+          </w:rPr>
+          <w:instrText xml:space="preserve"> PAGEREF _Toc243386752 \h </w:instrText>
+        </w:r>
+        <w:r>
+          <w:rPr>
+            <w:noProof/>
+            <w:webHidden/>
+          </w:rPr>
+        </w:r>
+        <w:r>
+          <w:rPr>
+            <w:noProof/>
+            <w:webHidden/>
+          </w:rPr>
+          <w:fldChar w:fldCharType="separate"/>
+        </w:r>
+        <w:r>
+          <w:rPr>
+            <w:noProof/>
+            <w:webHidden/>
+          </w:rPr>
+          <w:t>4</w:t>
+        </w:r>
+        <w:r>
+          <w:rPr>
+            <w:noProof/>
+            <w:webHidden/>
+          </w:rPr>
+          <w:fldChar w:fldCharType="end"/>
+        </w:r>
+      </w:hyperlink>
+    </w:p>
+    <w:p>
+      <w:pPr>
+        <w:pStyle w:val="2a"/>
+        <w:tabs>
+          <w:tab w:val="right" w:leader="dot" w:pos="9350"/>
+        </w:tabs>
+        <w:rPr>
+          <w:rFonts w:asciiTheme="minorHAnsi" w:eastAsiaTheme="minorEastAsia" w:hAnsiTheme="minorHAnsi" w:cstheme="minorBidi"/>
+          <w:noProof/>
+          <w:color w:val="auto"/>
+          <w:kern w:val="2"/>
+          <w:szCs w:val="22"/>
+        </w:rPr>
+      </w:pPr>
+      <w:hyperlink w:anchor="_Toc243386753" w:history="1">
+        <w:r>
+          <w:rPr>
+            <w:rStyle w:val="affb"/>
+            <w:rFonts w:hint="eastAsia"/>
+            <w:noProof/>
+          </w:rPr>
+          <w:t>一、其他情況</w:t>
+        </w:r>
+        <w:r>
+          <w:rPr>
+            <w:noProof/>
+            <w:webHidden/>
+          </w:rPr>
+          <w:tab/>
+        </w:r>
+        <w:r>
+          <w:rPr>
+            <w:noProof/>
+            <w:webHidden/>
+          </w:rPr>
+          <w:fldChar w:fldCharType="begin"/>
+        </w:r>
+        <w:r>
+          <w:rPr>
+            <w:noProof/>
+            <w:webHidden/>
+          </w:rPr>
+          <w:instrText xml:space="preserve"> PAGEREF _Toc243386753 \h </w:instrText>
+        </w:r>
+        <w:r>
+          <w:rPr>
+            <w:noProof/>
+            <w:webHidden/>
+          </w:rPr>
+        </w:r>
+        <w:r>
+          <w:rPr>
+            <w:noProof/>
+            <w:webHidden/>
+          </w:rPr>
+          <w:fldChar w:fldCharType="separate"/>
+        </w:r>
+        <w:r>
+          <w:rPr>
+            <w:noProof/>
+            <w:webHidden/>
+          </w:rPr>
+          <w:t>4</w:t>
+        </w:r>
+        <w:r>
+          <w:rPr>
+            <w:noProof/>
+            <w:webHidden/>
+          </w:rPr>
+          <w:fldChar w:fldCharType="end"/>
+        </w:r>
+      </w:hyperlink>
+    </w:p>
+    <w:p>
+      <w:r>
         <w:fldChar w:fldCharType="end"/>
       </w:r>
     </w:p>
     <w:p>
       <w:pPr>
         <w:sectPr>
-          <w:footerReference w:type="default" r:id="rId8"/>
           <w:pgSz w:w="12240" w:h="15840"/>
           <w:pgMar w:top="1440" w:right="1440" w:bottom="1440" w:left="1440" w:header="720" w:footer="720" w:gutter="0"/>
           <w:cols w:space="720"/>
@@ -458,17 +1331,22 @@
       <w:pPr>
         <w:pStyle w:val="1"/>
       </w:pPr>
+      <w:bookmarkStart w:id="1" w:name="_Toc243386743"/>
       <w:r>
+        <w:lastRenderedPageBreak/>
         <w:t>壹、作業說明</w:t>
       </w:r>
+      <w:bookmarkEnd w:id="1"/>
     </w:p>
     <w:p>
       <w:pPr>
         <w:pStyle w:val="2"/>
       </w:pPr>
+      <w:bookmarkStart w:id="2" w:name="_Toc243386744"/>
       <w:r>
         <w:t>一、使用情境</w:t>
       </w:r>
+      <w:bookmarkEnd w:id="2"/>
     </w:p>
     <w:p>
       <w:pPr>
@@ -492,7 +1370,13 @@
         <w:ind w:firstLine="482"/>
       </w:pPr>
       <w:r>
-        <w:t>文件經 DM02 簽核中心核准廢止後，即自文件庫下架，一般使用者無法再查得或開啟；已廢止文件改由管理者於本作業查閱，所有歷史版本永久保留。</w:t>
+        <w:t>文件經</w:t>
+      </w:r>
+      <w:r>
+        <w:t xml:space="preserve"> DM02 </w:t>
+      </w:r>
+      <w:r>
+        <w:t>簽核中心核准廢止後，即自文件庫下架，一般使用者無法再查得或開啟；已廢止文件改由管理者於本作業查閱，所有歷史版本永久保留。</w:t>
       </w:r>
     </w:p>
     <w:p>
@@ -500,47 +1384,72 @@
         <w:ind w:firstLine="482"/>
       </w:pPr>
       <w:r>
-        <w:t>點清單中任一筆，可進入該文件的唯讀頁面，檢視廢止資訊與歷來各版本。查詢結果並可匯出為 CSV 檔，供稽核封存。</w:t>
+        <w:t>點清單中任一筆，可進入該文件的唯讀頁面，檢視廢止資訊與歷來各版本。查詢結果並可匯出為</w:t>
+      </w:r>
+      <w:r>
+        <w:t xml:space="preserve"> CSV </w:t>
+      </w:r>
+      <w:r>
+        <w:t>檔，供稽核封存。</w:t>
       </w:r>
     </w:p>
     <w:p>
       <w:pPr>
         <w:pStyle w:val="2"/>
       </w:pPr>
+      <w:bookmarkStart w:id="3" w:name="_Toc243386745"/>
       <w:r>
         <w:t>二、進入路徑</w:t>
       </w:r>
+      <w:bookmarkEnd w:id="3"/>
     </w:p>
     <w:p>
       <w:pPr>
         <w:ind w:firstLine="482"/>
       </w:pPr>
       <w:r>
-        <w:t>側邊選單「文件管理 → 已廢止文件查詢」。</w:t>
+        <w:t>側邊選單「文件管理</w:t>
+      </w:r>
+      <w:r>
+        <w:t xml:space="preserve"> → </w:t>
+      </w:r>
+      <w:r>
+        <w:t>已廢止文件查詢」。</w:t>
       </w:r>
     </w:p>
     <w:p>
       <w:pPr>
         <w:pStyle w:val="1"/>
       </w:pPr>
+      <w:bookmarkStart w:id="4" w:name="_Toc243386746"/>
       <w:r>
+        <w:lastRenderedPageBreak/>
         <w:t>貳、操作說明</w:t>
       </w:r>
+      <w:bookmarkEnd w:id="4"/>
     </w:p>
     <w:p>
       <w:pPr>
         <w:pStyle w:val="2"/>
       </w:pPr>
+      <w:bookmarkStart w:id="5" w:name="_Toc243386747"/>
       <w:r>
         <w:t>一、畫面與前置設定</w:t>
       </w:r>
+      <w:bookmarkEnd w:id="5"/>
     </w:p>
     <w:p>
       <w:pPr>
         <w:ind w:firstLine="482"/>
       </w:pPr>
       <w:r>
-        <w:t>畫面上半為查詢條件，下半為已廢止文件清單。進入時未設任何條件，即列出全部已廢止文件，依廢止時間由新到舊排列，每頁 20 筆。</w:t>
+        <w:t>畫面上半為查詢條件，下半為已廢止文件清單。進入時未設任何條件，即列出全部已廢止文件，依廢止時間由新到舊排列，每頁</w:t>
+      </w:r>
+      <w:r>
+        <w:t xml:space="preserve"> 20 </w:t>
+      </w:r>
+      <w:r>
+        <w:t>筆。</w:t>
       </w:r>
     </w:p>
     <w:p>
@@ -564,26 +1473,29 @@
       <w:pPr>
         <w:keepNext/>
         <w:spacing w:before="160" w:after="40"/>
-        <w:ind w:left="0" w:firstLine="0"/>
         <w:jc w:val="center"/>
       </w:pPr>
       <w:r>
+        <w:rPr>
+          <w:noProof/>
+        </w:rPr>
         <w:drawing>
-          <wp:inline xmlns:a="http://schemas.openxmlformats.org/drawingml/2006/main" xmlns:pic="http://schemas.openxmlformats.org/drawingml/2006/picture">
+          <wp:inline distT="0" distB="0" distL="0" distR="0">
             <wp:extent cx="5580000" cy="1051354"/>
+            <wp:effectExtent l="0" t="0" r="0" b="0"/>
             <wp:docPr id="1" name="Picture 1"/>
             <wp:cNvGraphicFramePr>
-              <a:graphicFrameLocks noChangeAspect="1"/>
+              <a:graphicFrameLocks xmlns:a="http://schemas.openxmlformats.org/drawingml/2006/main" noChangeAspect="1"/>
             </wp:cNvGraphicFramePr>
-            <a:graphic>
+            <a:graphic xmlns:a="http://schemas.openxmlformats.org/drawingml/2006/main">
               <a:graphicData uri="http://schemas.openxmlformats.org/drawingml/2006/picture">
-                <pic:pic>
+                <pic:pic xmlns:pic="http://schemas.openxmlformats.org/drawingml/2006/picture">
                   <pic:nvPicPr>
                     <pic:cNvPr id="0" name="dm03-01.png"/>
                     <pic:cNvPicPr/>
                   </pic:nvPicPr>
                   <pic:blipFill>
-                    <a:blip r:embed="rId9"/>
+                    <a:blip r:embed="rId8"/>
                     <a:stretch>
                       <a:fillRect/>
                     </a:stretch>
@@ -593,7 +1505,9 @@
                       <a:off x="0" y="0"/>
                       <a:ext cx="5580000" cy="1051354"/>
                     </a:xfrm>
-                    <a:prstGeom prst="rect"/>
+                    <a:prstGeom prst="rect">
+                      <a:avLst/>
+                    </a:prstGeom>
                   </pic:spPr>
                 </pic:pic>
               </a:graphicData>
@@ -605,7 +1519,6 @@
     <w:p>
       <w:pPr>
         <w:spacing w:after="160"/>
-        <w:ind w:firstLine="0"/>
         <w:jc w:val="center"/>
       </w:pPr>
       <w:r>
@@ -620,9 +1533,11 @@
       <w:pPr>
         <w:pStyle w:val="2"/>
       </w:pPr>
+      <w:bookmarkStart w:id="6" w:name="_Toc243386748"/>
       <w:r>
         <w:t>二、設定查詢條件</w:t>
       </w:r>
+      <w:bookmarkEnd w:id="6"/>
     </w:p>
     <w:p>
       <w:pPr>
@@ -644,26 +1559,23 @@
     <w:tbl>
       <w:tblPr>
         <w:tblStyle w:val="aff2"/>
-        <w:tblW w:type="auto" w:w="0"/>
+        <w:tblW w:w="0" w:type="auto"/>
         <w:tblLayout w:type="fixed"/>
-        <w:tblLook w:firstColumn="1" w:firstRow="1" w:lastColumn="0" w:lastRow="0" w:noHBand="0" w:noVBand="1" w:val="04A0"/>
-        <w:tblLayout w:type="fixed"/>
+        <w:tblLook w:val="04A0" w:firstRow="1" w:lastRow="0" w:firstColumn="1" w:lastColumn="0" w:noHBand="0" w:noVBand="1"/>
       </w:tblPr>
       <w:tblGrid>
-        <w:gridCol w:w="4680"/>
-        <w:gridCol w:w="4680"/>
+        <w:gridCol w:w="3467"/>
+        <w:gridCol w:w="5893"/>
       </w:tblGrid>
       <w:tr>
         <w:tc>
           <w:tcPr>
-            <w:tcW w:type="dxa" w:w="3467"/>
+            <w:tcW w:w="3467" w:type="dxa"/>
           </w:tcPr>
           <w:p>
-            <w:r>
-              <w:rPr>
-                <w:b/>
-              </w:rPr>
-            </w:r>
+            <w:pPr>
+              <w:spacing w:before="60" w:after="60"/>
+            </w:pPr>
             <w:r>
               <w:rPr>
                 <w:b/>
@@ -674,14 +1586,12 @@
         </w:tc>
         <w:tc>
           <w:tcPr>
-            <w:tcW w:type="dxa" w:w="5893"/>
+            <w:tcW w:w="5893" w:type="dxa"/>
           </w:tcPr>
           <w:p>
-            <w:r>
-              <w:rPr>
-                <w:b/>
-              </w:rPr>
-            </w:r>
+            <w:pPr>
+              <w:spacing w:before="60" w:after="60"/>
+            </w:pPr>
             <w:r>
               <w:rPr>
                 <w:b/>
@@ -694,21 +1604,31 @@
       <w:tr>
         <w:tc>
           <w:tcPr>
-            <w:tcW w:type="dxa" w:w="3467"/>
+            <w:tcW w:w="3467" w:type="dxa"/>
           </w:tcPr>
           <w:p>
-            <w:r/>
+            <w:pPr>
+              <w:spacing w:before="60" w:after="60"/>
+            </w:pPr>
             <w:r>
-              <w:t>關鍵字（文件名 / 廢止原因）</w:t>
+              <w:t>關鍵字（文件名</w:t>
+            </w:r>
+            <w:r>
+              <w:t xml:space="preserve"> / </w:t>
+            </w:r>
+            <w:r>
+              <w:t>廢止原因）</w:t>
             </w:r>
           </w:p>
         </w:tc>
         <w:tc>
           <w:tcPr>
-            <w:tcW w:type="dxa" w:w="5893"/>
+            <w:tcW w:w="5893" w:type="dxa"/>
           </w:tcPr>
           <w:p>
-            <w:r/>
+            <w:pPr>
+              <w:spacing w:before="60" w:after="60"/>
+            </w:pPr>
             <w:r>
               <w:t>比對文件名稱，以及申請廢止時填寫的廢止原因，輸入其中一段文字即可</w:t>
             </w:r>
@@ -718,10 +1638,12 @@
       <w:tr>
         <w:tc>
           <w:tcPr>
-            <w:tcW w:type="dxa" w:w="3467"/>
+            <w:tcW w:w="3467" w:type="dxa"/>
           </w:tcPr>
           <w:p>
-            <w:r/>
+            <w:pPr>
+              <w:spacing w:before="60" w:after="60"/>
+            </w:pPr>
             <w:r>
               <w:t>分類</w:t>
             </w:r>
@@ -729,10 +1651,12 @@
         </w:tc>
         <w:tc>
           <w:tcPr>
-            <w:tcW w:type="dxa" w:w="5893"/>
+            <w:tcW w:w="5893" w:type="dxa"/>
           </w:tcPr>
           <w:p>
-            <w:r/>
+            <w:pPr>
+              <w:spacing w:before="60" w:after="60"/>
+            </w:pPr>
             <w:r>
               <w:t>選定一個分類</w:t>
             </w:r>
@@ -742,21 +1666,31 @@
       <w:tr>
         <w:tc>
           <w:tcPr>
-            <w:tcW w:type="dxa" w:w="3467"/>
+            <w:tcW w:w="3467" w:type="dxa"/>
           </w:tcPr>
           <w:p>
-            <w:r/>
+            <w:pPr>
+              <w:spacing w:before="60" w:after="60"/>
+            </w:pPr>
             <w:r>
-              <w:t>廢止日期 起、迄</w:t>
+              <w:t>廢止日期</w:t>
+            </w:r>
+            <w:r>
+              <w:t xml:space="preserve"> </w:t>
+            </w:r>
+            <w:r>
+              <w:t>起、迄</w:t>
             </w:r>
           </w:p>
         </w:tc>
         <w:tc>
           <w:tcPr>
-            <w:tcW w:type="dxa" w:w="5893"/>
+            <w:tcW w:w="5893" w:type="dxa"/>
           </w:tcPr>
           <w:p>
-            <w:r/>
+            <w:pPr>
+              <w:spacing w:before="60" w:after="60"/>
+            </w:pPr>
             <w:r>
               <w:t>依廢止核准的日期篩選，起、迄兩日皆含在內，日期以台灣時間計。迄日最晚可選到今天</w:t>
             </w:r>
@@ -768,12 +1702,15 @@
       <w:pPr>
         <w:pStyle w:val="2"/>
       </w:pPr>
+      <w:bookmarkStart w:id="7" w:name="_Toc243386749"/>
       <w:r>
         <w:t>三、檢視查詢結果</w:t>
       </w:r>
+      <w:bookmarkEnd w:id="7"/>
     </w:p>
     <w:p>
       <w:pPr>
+        <w:keepNext/>
         <w:ind w:firstLine="482"/>
       </w:pPr>
       <w:r>
@@ -783,26 +1720,23 @@
     <w:tbl>
       <w:tblPr>
         <w:tblStyle w:val="aff2"/>
-        <w:tblW w:type="auto" w:w="0"/>
+        <w:tblW w:w="0" w:type="auto"/>
         <w:tblLayout w:type="fixed"/>
-        <w:tblLook w:firstColumn="1" w:firstRow="1" w:lastColumn="0" w:lastRow="0" w:noHBand="0" w:noVBand="1" w:val="04A0"/>
-        <w:tblLayout w:type="fixed"/>
+        <w:tblLook w:val="04A0" w:firstRow="1" w:lastRow="0" w:firstColumn="1" w:lastColumn="0" w:noHBand="0" w:noVBand="1"/>
       </w:tblPr>
       <w:tblGrid>
-        <w:gridCol w:w="4680"/>
-        <w:gridCol w:w="4680"/>
+        <w:gridCol w:w="1527"/>
+        <w:gridCol w:w="7833"/>
       </w:tblGrid>
       <w:tr>
         <w:tc>
           <w:tcPr>
-            <w:tcW w:type="dxa" w:w="1527"/>
+            <w:tcW w:w="1527" w:type="dxa"/>
           </w:tcPr>
           <w:p>
-            <w:r>
-              <w:rPr>
-                <w:b/>
-              </w:rPr>
-            </w:r>
+            <w:pPr>
+              <w:spacing w:before="60" w:after="60"/>
+            </w:pPr>
             <w:r>
               <w:rPr>
                 <w:b/>
@@ -813,14 +1747,12 @@
         </w:tc>
         <w:tc>
           <w:tcPr>
-            <w:tcW w:type="dxa" w:w="7833"/>
+            <w:tcW w:w="7833" w:type="dxa"/>
           </w:tcPr>
           <w:p>
-            <w:r>
-              <w:rPr>
-                <w:b/>
-              </w:rPr>
-            </w:r>
+            <w:pPr>
+              <w:spacing w:before="60" w:after="60"/>
+            </w:pPr>
             <w:r>
               <w:rPr>
                 <w:b/>
@@ -833,10 +1765,12 @@
       <w:tr>
         <w:tc>
           <w:tcPr>
-            <w:tcW w:type="dxa" w:w="1527"/>
+            <w:tcW w:w="1527" w:type="dxa"/>
           </w:tcPr>
           <w:p>
-            <w:r/>
+            <w:pPr>
+              <w:spacing w:before="60" w:after="60"/>
+            </w:pPr>
             <w:r>
               <w:t>文件名稱</w:t>
             </w:r>
@@ -844,10 +1778,12 @@
         </w:tc>
         <w:tc>
           <w:tcPr>
-            <w:tcW w:type="dxa" w:w="7833"/>
+            <w:tcW w:w="7833" w:type="dxa"/>
           </w:tcPr>
           <w:p>
-            <w:r/>
+            <w:pPr>
+              <w:spacing w:before="60" w:after="60"/>
+            </w:pPr>
             <w:r>
               <w:t>名稱下方標示廢止當時的版本，即最後一個發布版本</w:t>
             </w:r>
@@ -857,10 +1793,12 @@
       <w:tr>
         <w:tc>
           <w:tcPr>
-            <w:tcW w:type="dxa" w:w="1527"/>
+            <w:tcW w:w="1527" w:type="dxa"/>
           </w:tcPr>
           <w:p>
-            <w:r/>
+            <w:pPr>
+              <w:spacing w:before="60" w:after="60"/>
+            </w:pPr>
             <w:r>
               <w:t>原作者</w:t>
             </w:r>
@@ -868,10 +1806,12 @@
         </w:tc>
         <w:tc>
           <w:tcPr>
-            <w:tcW w:type="dxa" w:w="7833"/>
+            <w:tcW w:w="7833" w:type="dxa"/>
           </w:tcPr>
           <w:p>
-            <w:r/>
+            <w:pPr>
+              <w:spacing w:before="60" w:after="60"/>
+            </w:pPr>
             <w:r>
               <w:rPr>
                 <w:b/>
@@ -887,10 +1827,12 @@
       <w:tr>
         <w:tc>
           <w:tcPr>
-            <w:tcW w:type="dxa" w:w="1527"/>
+            <w:tcW w:w="1527" w:type="dxa"/>
           </w:tcPr>
           <w:p>
-            <w:r/>
+            <w:pPr>
+              <w:spacing w:before="60" w:after="60"/>
+            </w:pPr>
             <w:r>
               <w:t>廢止時間</w:t>
             </w:r>
@@ -898,10 +1840,12 @@
         </w:tc>
         <w:tc>
           <w:tcPr>
-            <w:tcW w:type="dxa" w:w="7833"/>
+            <w:tcW w:w="7833" w:type="dxa"/>
           </w:tcPr>
           <w:p>
-            <w:r/>
+            <w:pPr>
+              <w:spacing w:before="60" w:after="60"/>
+            </w:pPr>
             <w:r>
               <w:t>審核者核准廢止的時間，非提出申請的時間</w:t>
             </w:r>
@@ -911,10 +1855,12 @@
       <w:tr>
         <w:tc>
           <w:tcPr>
-            <w:tcW w:type="dxa" w:w="1527"/>
+            <w:tcW w:w="1527" w:type="dxa"/>
           </w:tcPr>
           <w:p>
-            <w:r/>
+            <w:pPr>
+              <w:spacing w:before="60" w:after="60"/>
+            </w:pPr>
             <w:r>
               <w:t>廢止申請人</w:t>
             </w:r>
@@ -922,10 +1868,12 @@
         </w:tc>
         <w:tc>
           <w:tcPr>
-            <w:tcW w:type="dxa" w:w="7833"/>
+            <w:tcW w:w="7833" w:type="dxa"/>
           </w:tcPr>
           <w:p>
-            <w:r/>
+            <w:pPr>
+              <w:spacing w:before="60" w:after="60"/>
+            </w:pPr>
             <w:r>
               <w:t>提出廢止申請的人</w:t>
             </w:r>
@@ -935,10 +1883,12 @@
       <w:tr>
         <w:tc>
           <w:tcPr>
-            <w:tcW w:type="dxa" w:w="1527"/>
+            <w:tcW w:w="1527" w:type="dxa"/>
           </w:tcPr>
           <w:p>
-            <w:r/>
+            <w:pPr>
+              <w:spacing w:before="60" w:after="60"/>
+            </w:pPr>
             <w:r>
               <w:t>核准者</w:t>
             </w:r>
@@ -946,10 +1896,12 @@
         </w:tc>
         <w:tc>
           <w:tcPr>
-            <w:tcW w:type="dxa" w:w="7833"/>
+            <w:tcW w:w="7833" w:type="dxa"/>
           </w:tcPr>
           <w:p>
-            <w:r/>
+            <w:pPr>
+              <w:spacing w:before="60" w:after="60"/>
+            </w:pPr>
             <w:r>
               <w:t>核准廢止的審核者</w:t>
             </w:r>
@@ -961,12 +1913,16 @@
       <w:pPr>
         <w:pStyle w:val="2"/>
       </w:pPr>
+      <w:bookmarkStart w:id="8" w:name="_Toc243386750"/>
       <w:r>
+        <w:lastRenderedPageBreak/>
         <w:t>四、檢視已廢止文件</w:t>
       </w:r>
+      <w:bookmarkEnd w:id="8"/>
     </w:p>
     <w:p>
       <w:pPr>
+        <w:keepNext/>
         <w:ind w:firstLine="482"/>
       </w:pPr>
       <w:r>
@@ -978,7 +1934,7 @@
         <w:pStyle w:val="af0"/>
         <w:numPr>
           <w:ilvl w:val="0"/>
-          <w:numId w:val="900"/>
+          <w:numId w:val="37"/>
         </w:numPr>
       </w:pPr>
       <w:r>
@@ -990,7 +1946,7 @@
         <w:pStyle w:val="af0"/>
         <w:numPr>
           <w:ilvl w:val="0"/>
-          <w:numId w:val="900"/>
+          <w:numId w:val="37"/>
         </w:numPr>
       </w:pPr>
       <w:r>
@@ -1002,7 +1958,7 @@
         <w:pStyle w:val="af0"/>
         <w:numPr>
           <w:ilvl w:val="0"/>
-          <w:numId w:val="900"/>
+          <w:numId w:val="37"/>
         </w:numPr>
       </w:pPr>
       <w:r>
@@ -1014,7 +1970,7 @@
         <w:pStyle w:val="af0"/>
         <w:numPr>
           <w:ilvl w:val="0"/>
-          <w:numId w:val="900"/>
+          <w:numId w:val="37"/>
         </w:numPr>
       </w:pPr>
       <w:r>
@@ -1026,7 +1982,22 @@
         <w:ind w:firstLine="482"/>
       </w:pPr>
       <w:r>
-        <w:t>無法線上預覽的檔案（如 Word、Excel），該版本另有「下載」，取得原檔後以本機應用程式開啟。</w:t>
+        <w:t>無法線上預覽的檔案（如</w:t>
+      </w:r>
+      <w:r>
+        <w:t xml:space="preserve"> </w:t>
+      </w:r>
+      <w:r>
+        <w:t>Word</w:t>
+      </w:r>
+      <w:r>
+        <w:t>、</w:t>
+      </w:r>
+      <w:r>
+        <w:t>Excel</w:t>
+      </w:r>
+      <w:r>
+        <w:t>），該版本另有「下載」，取得原檔後以本機應用程式開啟。</w:t>
       </w:r>
     </w:p>
     <w:p>
@@ -1041,26 +2012,29 @@
       <w:pPr>
         <w:keepNext/>
         <w:spacing w:before="160" w:after="40"/>
-        <w:ind w:left="0" w:firstLine="0"/>
         <w:jc w:val="center"/>
       </w:pPr>
       <w:r>
+        <w:rPr>
+          <w:noProof/>
+        </w:rPr>
         <w:drawing>
-          <wp:inline xmlns:a="http://schemas.openxmlformats.org/drawingml/2006/main" xmlns:pic="http://schemas.openxmlformats.org/drawingml/2006/picture">
+          <wp:inline distT="0" distB="0" distL="0" distR="0">
             <wp:extent cx="5580000" cy="1184049"/>
+            <wp:effectExtent l="0" t="0" r="0" b="0"/>
             <wp:docPr id="2" name="Picture 2"/>
             <wp:cNvGraphicFramePr>
-              <a:graphicFrameLocks noChangeAspect="1"/>
+              <a:graphicFrameLocks xmlns:a="http://schemas.openxmlformats.org/drawingml/2006/main" noChangeAspect="1"/>
             </wp:cNvGraphicFramePr>
-            <a:graphic>
+            <a:graphic xmlns:a="http://schemas.openxmlformats.org/drawingml/2006/main">
               <a:graphicData uri="http://schemas.openxmlformats.org/drawingml/2006/picture">
-                <pic:pic>
+                <pic:pic xmlns:pic="http://schemas.openxmlformats.org/drawingml/2006/picture">
                   <pic:nvPicPr>
                     <pic:cNvPr id="0" name="dm03-02.png"/>
                     <pic:cNvPicPr/>
                   </pic:nvPicPr>
                   <pic:blipFill>
-                    <a:blip r:embed="rId10"/>
+                    <a:blip r:embed="rId9"/>
                     <a:stretch>
                       <a:fillRect/>
                     </a:stretch>
@@ -1070,7 +2044,9 @@
                       <a:off x="0" y="0"/>
                       <a:ext cx="5580000" cy="1184049"/>
                     </a:xfrm>
-                    <a:prstGeom prst="rect"/>
+                    <a:prstGeom prst="rect">
+                      <a:avLst/>
+                    </a:prstGeom>
                   </pic:spPr>
                 </pic:pic>
               </a:graphicData>
@@ -1082,7 +2058,6 @@
     <w:p>
       <w:pPr>
         <w:spacing w:after="160"/>
-        <w:ind w:firstLine="0"/>
         <w:jc w:val="center"/>
       </w:pPr>
       <w:r>
@@ -1097,16 +2072,33 @@
       <w:pPr>
         <w:pStyle w:val="2"/>
       </w:pPr>
+      <w:bookmarkStart w:id="9" w:name="_Toc243386751"/>
       <w:r>
-        <w:t>五、匯出 CSV</w:t>
+        <w:t>五、匯出</w:t>
       </w:r>
+      <w:r>
+        <w:t xml:space="preserve"> CSV</w:t>
+      </w:r>
+      <w:bookmarkEnd w:id="9"/>
     </w:p>
     <w:p>
       <w:pPr>
         <w:ind w:firstLine="482"/>
       </w:pPr>
       <w:r>
-        <w:t>按清單右上方「匯出 CSV」，系統即下載一份 CSV 檔，內容為</w:t>
+        <w:t>按清單右上方「匯出</w:t>
+      </w:r>
+      <w:r>
+        <w:t xml:space="preserve"> CSV</w:t>
+      </w:r>
+      <w:r>
+        <w:t>」，系統即下載一份</w:t>
+      </w:r>
+      <w:r>
+        <w:t xml:space="preserve"> CSV </w:t>
+      </w:r>
+      <w:r>
+        <w:t>檔，內容為</w:t>
       </w:r>
       <w:r>
         <w:rPr>
@@ -1121,26 +2113,23 @@
     <w:tbl>
       <w:tblPr>
         <w:tblStyle w:val="aff2"/>
-        <w:tblW w:type="auto" w:w="0"/>
+        <w:tblW w:w="0" w:type="auto"/>
         <w:tblLayout w:type="fixed"/>
-        <w:tblLook w:firstColumn="1" w:firstRow="1" w:lastColumn="0" w:lastRow="0" w:noHBand="0" w:noVBand="1" w:val="04A0"/>
-        <w:tblLayout w:type="fixed"/>
+        <w:tblLook w:val="04A0" w:firstRow="1" w:lastRow="0" w:firstColumn="1" w:lastColumn="0" w:noHBand="0" w:noVBand="1"/>
       </w:tblPr>
       <w:tblGrid>
-        <w:gridCol w:w="4680"/>
-        <w:gridCol w:w="4680"/>
+        <w:gridCol w:w="1267"/>
+        <w:gridCol w:w="8093"/>
       </w:tblGrid>
       <w:tr>
         <w:tc>
           <w:tcPr>
-            <w:tcW w:type="dxa" w:w="1267"/>
+            <w:tcW w:w="1267" w:type="dxa"/>
           </w:tcPr>
           <w:p>
-            <w:r>
-              <w:rPr>
-                <w:b/>
-              </w:rPr>
-            </w:r>
+            <w:pPr>
+              <w:spacing w:before="60" w:after="60"/>
+            </w:pPr>
             <w:r>
               <w:rPr>
                 <w:b/>
@@ -1151,14 +2140,12 @@
         </w:tc>
         <w:tc>
           <w:tcPr>
-            <w:tcW w:type="dxa" w:w="8093"/>
+            <w:tcW w:w="8093" w:type="dxa"/>
           </w:tcPr>
           <w:p>
-            <w:r>
-              <w:rPr>
-                <w:b/>
-              </w:rPr>
-            </w:r>
+            <w:pPr>
+              <w:spacing w:before="60" w:after="60"/>
+            </w:pPr>
             <w:r>
               <w:rPr>
                 <w:b/>
@@ -1171,10 +2158,12 @@
       <w:tr>
         <w:tc>
           <w:tcPr>
-            <w:tcW w:type="dxa" w:w="1267"/>
+            <w:tcW w:w="1267" w:type="dxa"/>
           </w:tcPr>
           <w:p>
-            <w:r/>
+            <w:pPr>
+              <w:spacing w:before="60" w:after="60"/>
+            </w:pPr>
             <w:r>
               <w:t>欄位</w:t>
             </w:r>
@@ -1182,10 +2171,12 @@
         </w:tc>
         <w:tc>
           <w:tcPr>
-            <w:tcW w:type="dxa" w:w="8093"/>
+            <w:tcW w:w="8093" w:type="dxa"/>
           </w:tcPr>
           <w:p>
-            <w:r/>
+            <w:pPr>
+              <w:spacing w:before="60" w:after="60"/>
+            </w:pPr>
             <w:r>
               <w:t>文件編號、文件名稱、末版版號、分類、原作者、廢止時間、廢止申請人、核准者、廢止原因</w:t>
             </w:r>
@@ -1195,10 +2186,12 @@
       <w:tr>
         <w:tc>
           <w:tcPr>
-            <w:tcW w:type="dxa" w:w="1267"/>
+            <w:tcW w:w="1267" w:type="dxa"/>
           </w:tcPr>
           <w:p>
-            <w:r/>
+            <w:pPr>
+              <w:spacing w:before="60" w:after="60"/>
+            </w:pPr>
             <w:r>
               <w:t>時間</w:t>
             </w:r>
@@ -1206,12 +2199,20 @@
         </w:tc>
         <w:tc>
           <w:tcPr>
-            <w:tcW w:type="dxa" w:w="8093"/>
+            <w:tcW w:w="8093" w:type="dxa"/>
           </w:tcPr>
           <w:p>
-            <w:r/>
+            <w:pPr>
+              <w:spacing w:before="60" w:after="60"/>
+            </w:pPr>
             <w:r>
-              <w:t>廢止時間以台灣時間呈現，時間值與畫面一致，格式為「YYYY-MM-DD HH:MM」</w:t>
+              <w:t>廢止時間以台灣時間呈現，時間值與畫面一致，格式為「</w:t>
+            </w:r>
+            <w:r>
+              <w:t>YYYY-MM-DD HH:MM</w:t>
+            </w:r>
+            <w:r>
+              <w:t>」</w:t>
             </w:r>
           </w:p>
         </w:tc>
@@ -1219,10 +2220,12 @@
       <w:tr>
         <w:tc>
           <w:tcPr>
-            <w:tcW w:type="dxa" w:w="1267"/>
+            <w:tcW w:w="1267" w:type="dxa"/>
           </w:tcPr>
           <w:p>
-            <w:r/>
+            <w:pPr>
+              <w:spacing w:before="60" w:after="60"/>
+            </w:pPr>
             <w:r>
               <w:t>開啟方式</w:t>
             </w:r>
@@ -1230,12 +2233,20 @@
         </w:tc>
         <w:tc>
           <w:tcPr>
-            <w:tcW w:type="dxa" w:w="8093"/>
+            <w:tcW w:w="8093" w:type="dxa"/>
           </w:tcPr>
           <w:p>
-            <w:r/>
+            <w:pPr>
+              <w:spacing w:before="60" w:after="60"/>
+            </w:pPr>
             <w:r>
-              <w:t>可直接以 Excel 開啟，中文不會變成亂碼</w:t>
+              <w:t>可直接以</w:t>
+            </w:r>
+            <w:r>
+              <w:t xml:space="preserve"> Excel </w:t>
+            </w:r>
+            <w:r>
+              <w:t>開啟，中文不會變成亂碼</w:t>
             </w:r>
           </w:p>
         </w:tc>
@@ -1246,48 +2257,62 @@
         <w:ind w:firstLine="482"/>
       </w:pPr>
       <w:r>
-        <w:t>查詢結果為 0 筆時，「匯出 CSV」無法按下。</w:t>
+        <w:t>查詢結果為</w:t>
+      </w:r>
+      <w:r>
+        <w:t xml:space="preserve"> 0 </w:t>
+      </w:r>
+      <w:r>
+        <w:t>筆時，「匯出</w:t>
+      </w:r>
+      <w:r>
+        <w:t xml:space="preserve"> CSV</w:t>
+      </w:r>
+      <w:r>
+        <w:t>」無法按下。</w:t>
       </w:r>
     </w:p>
     <w:p>
       <w:pPr>
         <w:pStyle w:val="1"/>
       </w:pPr>
+      <w:bookmarkStart w:id="10" w:name="_Toc243386752"/>
       <w:r>
+        <w:lastRenderedPageBreak/>
         <w:t>參、常見訊息與處置</w:t>
       </w:r>
+      <w:bookmarkEnd w:id="10"/>
     </w:p>
     <w:p>
       <w:pPr>
         <w:pStyle w:val="2"/>
       </w:pPr>
+      <w:bookmarkStart w:id="11" w:name="_Toc243386753"/>
       <w:r>
         <w:t>一、其他情況</w:t>
       </w:r>
+      <w:bookmarkEnd w:id="11"/>
     </w:p>
     <w:tbl>
       <w:tblPr>
         <w:tblStyle w:val="aff2"/>
-        <w:tblW w:type="auto" w:w="0"/>
+        <w:tblW w:w="0" w:type="auto"/>
         <w:tblLayout w:type="fixed"/>
-        <w:tblLook w:firstColumn="1" w:firstRow="1" w:lastColumn="0" w:lastRow="0" w:noHBand="0" w:noVBand="1" w:val="04A0"/>
-        <w:tblLayout w:type="fixed"/>
+        <w:tblLook w:val="04A0" w:firstRow="1" w:lastRow="0" w:firstColumn="1" w:lastColumn="0" w:noHBand="0" w:noVBand="1"/>
       </w:tblPr>
       <w:tblGrid>
-        <w:gridCol w:w="4680"/>
-        <w:gridCol w:w="4680"/>
+        <w:gridCol w:w="4737"/>
+        <w:gridCol w:w="4623"/>
       </w:tblGrid>
       <w:tr>
         <w:tc>
           <w:tcPr>
-            <w:tcW w:type="dxa" w:w="4737"/>
+            <w:tcW w:w="4737" w:type="dxa"/>
           </w:tcPr>
           <w:p>
-            <w:r>
-              <w:rPr>
-                <w:b/>
-              </w:rPr>
-            </w:r>
+            <w:pPr>
+              <w:spacing w:before="60" w:after="60"/>
+            </w:pPr>
             <w:r>
               <w:rPr>
                 <w:b/>
@@ -1298,14 +2323,12 @@
         </w:tc>
         <w:tc>
           <w:tcPr>
-            <w:tcW w:type="dxa" w:w="4623"/>
+            <w:tcW w:w="4623" w:type="dxa"/>
           </w:tcPr>
           <w:p>
-            <w:r>
-              <w:rPr>
-                <w:b/>
-              </w:rPr>
-            </w:r>
+            <w:pPr>
+              <w:spacing w:before="60" w:after="60"/>
+            </w:pPr>
             <w:r>
               <w:rPr>
                 <w:b/>
@@ -1318,10 +2341,12 @@
       <w:tr>
         <w:tc>
           <w:tcPr>
-            <w:tcW w:type="dxa" w:w="4737"/>
+            <w:tcW w:w="4737" w:type="dxa"/>
           </w:tcPr>
           <w:p>
-            <w:r/>
+            <w:pPr>
+              <w:spacing w:before="60" w:after="60"/>
+            </w:pPr>
             <w:r>
               <w:t>「查無符合條件之已廢止文件。」</w:t>
             </w:r>
@@ -1329,10 +2354,12 @@
         </w:tc>
         <w:tc>
           <w:tcPr>
-            <w:tcW w:type="dxa" w:w="4623"/>
+            <w:tcW w:w="4623" w:type="dxa"/>
           </w:tcPr>
           <w:p>
-            <w:r/>
+            <w:pPr>
+              <w:spacing w:before="60" w:after="60"/>
+            </w:pPr>
             <w:r>
               <w:t>沒有同時符合全部條件的已廢止文件。請減少條件，或改輸入較短的關鍵字</w:t>
             </w:r>
@@ -1342,10 +2369,12 @@
       <w:tr>
         <w:tc>
           <w:tcPr>
-            <w:tcW w:type="dxa" w:w="4737"/>
+            <w:tcW w:w="4737" w:type="dxa"/>
           </w:tcPr>
           <w:p>
-            <w:r/>
+            <w:pPr>
+              <w:spacing w:before="60" w:after="60"/>
+            </w:pPr>
             <w:r>
               <w:t>確定某份文件已提出廢止，卻查不到</w:t>
             </w:r>
@@ -1353,12 +2382,26 @@
         </w:tc>
         <w:tc>
           <w:tcPr>
-            <w:tcW w:type="dxa" w:w="4623"/>
+            <w:tcW w:w="4623" w:type="dxa"/>
           </w:tcPr>
           <w:p>
-            <w:r/>
+            <w:pPr>
+              <w:spacing w:before="60" w:after="60"/>
+            </w:pPr>
             <w:r>
-              <w:t>廢止申請須經 DM02 簽核中心核准後才會出現在本作業；簽核中的文件仍列於 DM01 文件庫</w:t>
+              <w:t>廢止申請須經</w:t>
+            </w:r>
+            <w:r>
+              <w:t xml:space="preserve"> DM02 </w:t>
+            </w:r>
+            <w:r>
+              <w:t>簽核中心核准後才會出現在本作業；簽核中的文件仍列於</w:t>
+            </w:r>
+            <w:r>
+              <w:t xml:space="preserve"> DM01 </w:t>
+            </w:r>
+            <w:r>
+              <w:t>文件庫</w:t>
             </w:r>
           </w:p>
         </w:tc>
@@ -1366,10 +2409,12 @@
       <w:tr>
         <w:tc>
           <w:tcPr>
-            <w:tcW w:type="dxa" w:w="4737"/>
+            <w:tcW w:w="4737" w:type="dxa"/>
           </w:tcPr>
           <w:p>
-            <w:r/>
+            <w:pPr>
+              <w:spacing w:before="60" w:after="60"/>
+            </w:pPr>
             <w:r>
               <w:t>「無權限存取此功能」，下方並顯示「如需使用此功能，請洽模組管理者為您指派對應角色。」</w:t>
             </w:r>
@@ -1377,19 +2422,28 @@
         </w:tc>
         <w:tc>
           <w:tcPr>
-            <w:tcW w:type="dxa" w:w="4623"/>
+            <w:tcW w:w="4623" w:type="dxa"/>
           </w:tcPr>
           <w:p>
-            <w:r/>
+            <w:pPr>
+              <w:spacing w:before="60" w:after="60"/>
+            </w:pPr>
             <w:r>
-              <w:t>本人未具文件管理的管理者角色，請洽其他管理者於 DP02 權限管理授予</w:t>
+              <w:t>本人未具文件管理的管理者角色，請洽其他管理者於</w:t>
+            </w:r>
+            <w:r>
+              <w:t xml:space="preserve"> DP02 </w:t>
+            </w:r>
+            <w:r>
+              <w:t>權限管理授予</w:t>
             </w:r>
           </w:p>
         </w:tc>
       </w:tr>
     </w:tbl>
+    <w:p/>
     <w:sectPr>
-      <w:footerReference w:type="default" r:id="rId46"/>
+      <w:footerReference w:type="default" r:id="rId10"/>
       <w:pgSz w:w="12240" w:h="15840"/>
       <w:pgMar w:top="1440" w:right="1440" w:bottom="1440" w:left="1440" w:header="720" w:footer="720" w:gutter="0"/>
       <w:pgNumType w:start="1"/>
@@ -1430,16 +2484,6 @@
   <w:p>
     <w:pPr>
       <w:pStyle w:val="a5"/>
-    </w:pPr>
-  </w:p>
-</w:ftr>
-</file>
-
-<file path=word/footer2.xml><?xml version="1.0" encoding="utf-8"?>
-<w:ftr xmlns:wpc="http://schemas.microsoft.com/office/word/2010/wordprocessingCanvas" xmlns:cx="http://schemas.microsoft.com/office/drawing/2014/chartex" xmlns:cx1="http://schemas.microsoft.com/office/drawing/2015/9/8/chartex" xmlns:cx2="http://schemas.microsoft.com/office/drawing/2015/10/21/chartex" xmlns:cx3="http://schemas.microsoft.com/office/drawing/2016/5/9/chartex" xmlns:cx4="http://schemas.microsoft.com/office/drawing/2016/5/10/chartex" xmlns:cx5="http://schemas.microsoft.com/office/drawing/2016/5/11/chartex" xmlns:cx6="http://schemas.microsoft.com/office/drawing/2016/5/12/chartex" xmlns:cx7="http://schemas.microsoft.com/office/drawing/2016/5/13/chartex" xmlns:cx8="http://schemas.microsoft.com/office/drawing/2016/5/14/chartex" xmlns:mc="http://schemas.openxmlformats.org/markup-compatibility/2006" xmlns:aink="http://schemas.microsoft.com/office/drawing/2016/ink" xmlns:am3d="http://schemas.microsoft.com/office/drawing/2017/model3d" xmlns:o="urn:schemas-microsoft-com:office:office" xmlns:r="http://schemas.openxmlformats.org/officeDocument/2006/relationships" xmlns:m="http://schemas.openxmlformats.org/officeDocument/2006/math" xmlns:v="urn:schemas-microsoft-com:vml" xmlns:wp14="http://schemas.microsoft.com/office/word/2010/wordprocessingDrawing" xmlns:wp="http://schemas.openxmlformats.org/drawingml/2006/wordprocessingDrawing" xmlns:w10="urn:schemas-microsoft-com:office:word" xmlns:w="http://schemas.openxmlformats.org/wordprocessingml/2006/main" xmlns:w14="http://schemas.microsoft.com/office/word/2010/wordml" xmlns:w15="http://schemas.microsoft.com/office/word/2012/wordml" xmlns:w16cid="http://schemas.microsoft.com/office/word/2016/wordml/cid" xmlns:w16se="http://schemas.microsoft.com/office/word/2015/wordml/symex" xmlns:wpg="http://schemas.microsoft.com/office/word/2010/wordprocessingGroup" xmlns:wpi="http://schemas.microsoft.com/office/word/2010/wordprocessingInk" xmlns:wne="http://schemas.microsoft.com/office/word/2006/wordml" xmlns:wps="http://schemas.microsoft.com/office/word/2010/wordprocessingShape" mc:Ignorable="w14 w15 w16se w16cid wp14">
-  <w:p>
-    <w:pPr>
-      <w:pStyle w:val="a5"/>
       <w:jc w:val="center"/>
     </w:pPr>
     <w:r>
@@ -1503,7 +2547,7 @@
         <w:noProof/>
         <w:sz w:val="20"/>
       </w:rPr>
-      <w:t>39</w:t>
+      <w:t>4</w:t>
     </w:r>
     <w:r>
       <w:rPr>
@@ -1543,6 +2587,64 @@
 <file path=word/numbering.xml><?xml version="1.0" encoding="utf-8"?>
 <w:numbering xmlns:wpc="http://schemas.microsoft.com/office/word/2010/wordprocessingCanvas" xmlns:cx="http://schemas.microsoft.com/office/drawing/2014/chartex" xmlns:cx1="http://schemas.microsoft.com/office/drawing/2015/9/8/chartex" xmlns:cx2="http://schemas.microsoft.com/office/drawing/2015/10/21/chartex" xmlns:cx3="http://schemas.microsoft.com/office/drawing/2016/5/9/chartex" xmlns:cx4="http://schemas.microsoft.com/office/drawing/2016/5/10/chartex" xmlns:cx5="http://schemas.microsoft.com/office/drawing/2016/5/11/chartex" xmlns:cx6="http://schemas.microsoft.com/office/drawing/2016/5/12/chartex" xmlns:cx7="http://schemas.microsoft.com/office/drawing/2016/5/13/chartex" xmlns:cx8="http://schemas.microsoft.com/office/drawing/2016/5/14/chartex" xmlns:mc="http://schemas.openxmlformats.org/markup-compatibility/2006" xmlns:aink="http://schemas.microsoft.com/office/drawing/2016/ink" xmlns:am3d="http://schemas.microsoft.com/office/drawing/2017/model3d" xmlns:o="urn:schemas-microsoft-com:office:office" xmlns:r="http://schemas.openxmlformats.org/officeDocument/2006/relationships" xmlns:m="http://schemas.openxmlformats.org/officeDocument/2006/math" xmlns:v="urn:schemas-microsoft-com:vml" xmlns:wp14="http://schemas.microsoft.com/office/word/2010/wordprocessingDrawing" xmlns:wp="http://schemas.openxmlformats.org/drawingml/2006/wordprocessingDrawing" xmlns:w10="urn:schemas-microsoft-com:office:word" xmlns:w="http://schemas.openxmlformats.org/wordprocessingml/2006/main" xmlns:w14="http://schemas.microsoft.com/office/word/2010/wordml" xmlns:w15="http://schemas.microsoft.com/office/word/2012/wordml" xmlns:w16cid="http://schemas.microsoft.com/office/word/2016/wordml/cid" xmlns:w16se="http://schemas.microsoft.com/office/word/2015/wordml/symex" xmlns:wpg="http://schemas.microsoft.com/office/word/2010/wordprocessingGroup" xmlns:wpi="http://schemas.microsoft.com/office/word/2010/wordprocessingInk" xmlns:wne="http://schemas.microsoft.com/office/word/2006/wordml" xmlns:wps="http://schemas.microsoft.com/office/word/2010/wordprocessingShape" mc:Ignorable="w14 w15 w16se w16cid wp14">
   <w:abstractNum w:abstractNumId="0" w15:restartNumberingAfterBreak="0">
+    <w:nsid w:val="08315E32"/>
+    <w:multiLevelType w:val="multilevel"/>
+    <w:tmpl w:val="F7401D66"/>
+    <w:lvl w:ilvl="0">
+      <w:start w:val="1"/>
+      <w:numFmt w:val="bullet"/>
+      <w:lvlText w:val="●"/>
+      <w:lvlJc w:val="left"/>
+      <w:pPr>
+        <w:ind w:left="482" w:hanging="482"/>
+      </w:pPr>
+    </w:lvl>
+    <w:lvl w:ilvl="1">
+      <w:start w:val="1"/>
+      <w:numFmt w:val="bullet"/>
+      <w:lvlText w:val="●"/>
+      <w:lvlJc w:val="left"/>
+      <w:pPr>
+        <w:ind w:left="1440" w:hanging="480"/>
+      </w:pPr>
+    </w:lvl>
+    <w:lvl w:ilvl="2">
+      <w:numFmt w:val="decimal"/>
+      <w:lvlText w:val=""/>
+      <w:lvlJc w:val="left"/>
+    </w:lvl>
+    <w:lvl w:ilvl="3">
+      <w:numFmt w:val="decimal"/>
+      <w:lvlText w:val=""/>
+      <w:lvlJc w:val="left"/>
+    </w:lvl>
+    <w:lvl w:ilvl="4">
+      <w:numFmt w:val="decimal"/>
+      <w:lvlText w:val=""/>
+      <w:lvlJc w:val="left"/>
+    </w:lvl>
+    <w:lvl w:ilvl="5">
+      <w:numFmt w:val="decimal"/>
+      <w:lvlText w:val=""/>
+      <w:lvlJc w:val="left"/>
+    </w:lvl>
+    <w:lvl w:ilvl="6">
+      <w:numFmt w:val="decimal"/>
+      <w:lvlText w:val=""/>
+      <w:lvlJc w:val="left"/>
+    </w:lvl>
+    <w:lvl w:ilvl="7">
+      <w:numFmt w:val="decimal"/>
+      <w:lvlText w:val=""/>
+      <w:lvlJc w:val="left"/>
+    </w:lvl>
+    <w:lvl w:ilvl="8">
+      <w:numFmt w:val="decimal"/>
+      <w:lvlText w:val=""/>
+      <w:lvlJc w:val="left"/>
+    </w:lvl>
+  </w:abstractNum>
+  <w:abstractNum w:abstractNumId="1" w15:restartNumberingAfterBreak="0">
     <w:nsid w:val="1ABC44C1"/>
     <w:multiLevelType w:val="singleLevel"/>
     <w:tmpl w:val="DB806158"/>
@@ -1559,7 +2661,7 @@
       </w:rPr>
     </w:lvl>
   </w:abstractNum>
-  <w:abstractNum w:abstractNumId="1" w15:restartNumberingAfterBreak="0">
+  <w:abstractNum w:abstractNumId="2" w15:restartNumberingAfterBreak="0">
     <w:nsid w:val="7CDE1FC3"/>
     <w:multiLevelType w:val="hybridMultilevel"/>
     <w:tmpl w:val="7EACF0CE"/>
@@ -1623,237 +2725,226 @@
       <w:lvlJc w:val="left"/>
     </w:lvl>
   </w:abstractNum>
-  <w:abstractNum w:abstractNumId="900">
-    <w:lvl w:ilvl="0">
-      <w:start w:val="1"/>
-      <w:numFmt w:val="bullet"/>
-      <w:lvlText w:val="●"/>
-      <w:lvlJc w:val="left"/>
-      <w:pPr>
-        <w:ind w:left="482" w:hanging="482"/>
-      </w:pPr>
-    </w:lvl>
-  </w:abstractNum>
   <w:num w:numId="1">
-    <w:abstractNumId w:val="0"/>
+    <w:abstractNumId w:val="1"/>
     <w:lvlOverride w:ilvl="0">
       <w:startOverride w:val="1"/>
     </w:lvlOverride>
   </w:num>
   <w:num w:numId="2">
-    <w:abstractNumId w:val="0"/>
+    <w:abstractNumId w:val="1"/>
     <w:lvlOverride w:ilvl="0">
       <w:startOverride w:val="1"/>
     </w:lvlOverride>
   </w:num>
   <w:num w:numId="3">
-    <w:abstractNumId w:val="0"/>
+    <w:abstractNumId w:val="1"/>
     <w:lvlOverride w:ilvl="0">
       <w:startOverride w:val="1"/>
     </w:lvlOverride>
   </w:num>
   <w:num w:numId="4">
+    <w:abstractNumId w:val="2"/>
+    <w:lvlOverride w:ilvl="0">
+      <w:startOverride w:val="1"/>
+    </w:lvlOverride>
+  </w:num>
+  <w:num w:numId="5">
     <w:abstractNumId w:val="1"/>
     <w:lvlOverride w:ilvl="0">
       <w:startOverride w:val="1"/>
     </w:lvlOverride>
   </w:num>
-  <w:num w:numId="5">
-    <w:abstractNumId w:val="0"/>
-    <w:lvlOverride w:ilvl="0">
-      <w:startOverride w:val="1"/>
-    </w:lvlOverride>
-  </w:num>
   <w:num w:numId="6">
-    <w:abstractNumId w:val="0"/>
+    <w:abstractNumId w:val="1"/>
     <w:lvlOverride w:ilvl="0">
       <w:startOverride w:val="1"/>
     </w:lvlOverride>
   </w:num>
   <w:num w:numId="7">
-    <w:abstractNumId w:val="0"/>
+    <w:abstractNumId w:val="1"/>
     <w:lvlOverride w:ilvl="0">
       <w:startOverride w:val="1"/>
     </w:lvlOverride>
   </w:num>
   <w:num w:numId="8">
-    <w:abstractNumId w:val="0"/>
+    <w:abstractNumId w:val="1"/>
     <w:lvlOverride w:ilvl="0">
       <w:startOverride w:val="1"/>
     </w:lvlOverride>
   </w:num>
   <w:num w:numId="9">
-    <w:abstractNumId w:val="0"/>
+    <w:abstractNumId w:val="1"/>
     <w:lvlOverride w:ilvl="0">
       <w:startOverride w:val="1"/>
     </w:lvlOverride>
   </w:num>
   <w:num w:numId="10">
-    <w:abstractNumId w:val="0"/>
+    <w:abstractNumId w:val="1"/>
     <w:lvlOverride w:ilvl="0">
       <w:startOverride w:val="1"/>
     </w:lvlOverride>
   </w:num>
   <w:num w:numId="11">
-    <w:abstractNumId w:val="0"/>
+    <w:abstractNumId w:val="1"/>
     <w:lvlOverride w:ilvl="0">
       <w:startOverride w:val="1"/>
     </w:lvlOverride>
   </w:num>
   <w:num w:numId="12">
-    <w:abstractNumId w:val="0"/>
+    <w:abstractNumId w:val="1"/>
     <w:lvlOverride w:ilvl="0">
       <w:startOverride w:val="1"/>
     </w:lvlOverride>
   </w:num>
   <w:num w:numId="13">
-    <w:abstractNumId w:val="0"/>
+    <w:abstractNumId w:val="1"/>
     <w:lvlOverride w:ilvl="0">
       <w:startOverride w:val="1"/>
     </w:lvlOverride>
   </w:num>
   <w:num w:numId="14">
-    <w:abstractNumId w:val="0"/>
+    <w:abstractNumId w:val="1"/>
     <w:lvlOverride w:ilvl="0">
       <w:startOverride w:val="1"/>
     </w:lvlOverride>
   </w:num>
   <w:num w:numId="15">
-    <w:abstractNumId w:val="0"/>
+    <w:abstractNumId w:val="1"/>
     <w:lvlOverride w:ilvl="0">
       <w:startOverride w:val="1"/>
     </w:lvlOverride>
   </w:num>
   <w:num w:numId="16">
-    <w:abstractNumId w:val="0"/>
+    <w:abstractNumId w:val="1"/>
     <w:lvlOverride w:ilvl="0">
       <w:startOverride w:val="1"/>
     </w:lvlOverride>
   </w:num>
   <w:num w:numId="17">
-    <w:abstractNumId w:val="0"/>
+    <w:abstractNumId w:val="1"/>
     <w:lvlOverride w:ilvl="0">
       <w:startOverride w:val="1"/>
     </w:lvlOverride>
   </w:num>
   <w:num w:numId="18">
-    <w:abstractNumId w:val="0"/>
+    <w:abstractNumId w:val="1"/>
     <w:lvlOverride w:ilvl="0">
       <w:startOverride w:val="1"/>
     </w:lvlOverride>
   </w:num>
   <w:num w:numId="19">
-    <w:abstractNumId w:val="0"/>
+    <w:abstractNumId w:val="1"/>
     <w:lvlOverride w:ilvl="0">
       <w:startOverride w:val="1"/>
     </w:lvlOverride>
   </w:num>
   <w:num w:numId="20">
-    <w:abstractNumId w:val="0"/>
+    <w:abstractNumId w:val="1"/>
     <w:lvlOverride w:ilvl="0">
       <w:startOverride w:val="1"/>
     </w:lvlOverride>
   </w:num>
   <w:num w:numId="21">
-    <w:abstractNumId w:val="0"/>
+    <w:abstractNumId w:val="1"/>
     <w:lvlOverride w:ilvl="0">
       <w:startOverride w:val="1"/>
     </w:lvlOverride>
   </w:num>
   <w:num w:numId="22">
-    <w:abstractNumId w:val="0"/>
+    <w:abstractNumId w:val="1"/>
     <w:lvlOverride w:ilvl="0">
       <w:startOverride w:val="1"/>
     </w:lvlOverride>
   </w:num>
   <w:num w:numId="23">
-    <w:abstractNumId w:val="0"/>
+    <w:abstractNumId w:val="1"/>
     <w:lvlOverride w:ilvl="0">
       <w:startOverride w:val="1"/>
     </w:lvlOverride>
   </w:num>
   <w:num w:numId="24">
-    <w:abstractNumId w:val="0"/>
+    <w:abstractNumId w:val="1"/>
     <w:lvlOverride w:ilvl="0">
       <w:startOverride w:val="1"/>
     </w:lvlOverride>
   </w:num>
   <w:num w:numId="25">
-    <w:abstractNumId w:val="0"/>
+    <w:abstractNumId w:val="1"/>
     <w:lvlOverride w:ilvl="0">
       <w:startOverride w:val="1"/>
     </w:lvlOverride>
   </w:num>
   <w:num w:numId="26">
-    <w:abstractNumId w:val="0"/>
+    <w:abstractNumId w:val="1"/>
     <w:lvlOverride w:ilvl="0">
       <w:startOverride w:val="1"/>
     </w:lvlOverride>
   </w:num>
   <w:num w:numId="27">
-    <w:abstractNumId w:val="0"/>
+    <w:abstractNumId w:val="1"/>
     <w:lvlOverride w:ilvl="0">
       <w:startOverride w:val="1"/>
     </w:lvlOverride>
   </w:num>
   <w:num w:numId="28">
-    <w:abstractNumId w:val="0"/>
+    <w:abstractNumId w:val="1"/>
     <w:lvlOverride w:ilvl="0">
       <w:startOverride w:val="1"/>
     </w:lvlOverride>
   </w:num>
   <w:num w:numId="29">
-    <w:abstractNumId w:val="0"/>
+    <w:abstractNumId w:val="1"/>
     <w:lvlOverride w:ilvl="0">
       <w:startOverride w:val="1"/>
     </w:lvlOverride>
   </w:num>
   <w:num w:numId="30">
-    <w:abstractNumId w:val="0"/>
+    <w:abstractNumId w:val="1"/>
     <w:lvlOverride w:ilvl="0">
       <w:startOverride w:val="1"/>
     </w:lvlOverride>
   </w:num>
   <w:num w:numId="31">
-    <w:abstractNumId w:val="0"/>
+    <w:abstractNumId w:val="1"/>
     <w:lvlOverride w:ilvl="0">
       <w:startOverride w:val="1"/>
     </w:lvlOverride>
   </w:num>
   <w:num w:numId="32">
-    <w:abstractNumId w:val="0"/>
+    <w:abstractNumId w:val="1"/>
     <w:lvlOverride w:ilvl="0">
       <w:startOverride w:val="1"/>
     </w:lvlOverride>
   </w:num>
   <w:num w:numId="33">
-    <w:abstractNumId w:val="0"/>
+    <w:abstractNumId w:val="1"/>
     <w:lvlOverride w:ilvl="0">
       <w:startOverride w:val="1"/>
     </w:lvlOverride>
   </w:num>
   <w:num w:numId="34">
-    <w:abstractNumId w:val="0"/>
+    <w:abstractNumId w:val="1"/>
     <w:lvlOverride w:ilvl="0">
       <w:startOverride w:val="1"/>
     </w:lvlOverride>
   </w:num>
   <w:num w:numId="35">
-    <w:abstractNumId w:val="0"/>
+    <w:abstractNumId w:val="1"/>
     <w:lvlOverride w:ilvl="0">
       <w:startOverride w:val="1"/>
     </w:lvlOverride>
   </w:num>
   <w:num w:numId="36">
-    <w:abstractNumId w:val="0"/>
+    <w:abstractNumId w:val="1"/>
     <w:lvlOverride w:ilvl="0">
       <w:startOverride w:val="1"/>
     </w:lvlOverride>
   </w:num>
+  <w:num w:numId="37">
+    <w:abstractNumId w:val="0"/>
+  </w:num>
   <w:numIdMacAtCleanup w:val="36"/>
-  <w:num w:numId="900">
-    <w:abstractNumId w:val="900"/>
-  </w:num>
 </w:numbering>
 </file>
 
@@ -13619,7 +14710,7 @@
 </file>
 
 <file path=customXml/itemProps1.xml><?xml version="1.0" encoding="utf-8"?>
-<ds:datastoreItem xmlns:ds="http://schemas.openxmlformats.org/officeDocument/2006/customXml" ds:itemID="{F5433768-CC8D-4AF3-B2C9-4B3C2D302557}">
+<ds:datastoreItem xmlns:ds="http://schemas.openxmlformats.org/officeDocument/2006/customXml" ds:itemID="{E71D0A95-B342-44F9-9C1D-3C00F720263D}">
   <ds:schemaRefs>
     <ds:schemaRef ds:uri="http://schemas.openxmlformats.org/officeDocument/2006/bibliography"/>
   </ds:schemaRefs>
